--- a/downloads/handouts/Unit 06/Handout 06.16 - Cook Day Duty List and Pre-Flight Check.docx
+++ b/downloads/handouts/Unit 06/Handout 06.16 - Cook Day Duty List and Pre-Flight Check.docx
@@ -646,7 +646,7 @@
         <w:rPr>
           <w:b/>
         </w:rPr>
-        <w:t xml:space="preserve">Your plan is on the wall. In thirty-six minutes we eat. Go.</w:t>
+        <w:t xml:space="preserve">Your plan is on the wall. In twenty-five minutes we eat. Go.</w:t>
       </w:r>
       <w:r>
         <w:rPr>

--- a/downloads/handouts/Unit 06/Handout 06.16 - Cook Day Duty List and Pre-Flight Check.docx
+++ b/downloads/handouts/Unit 06/Handout 06.16 - Cook Day Duty List and Pre-Flight Check.docx
@@ -6,9 +6,9 @@
       <w:pPr>
         <w:pStyle w:val="Heading1"/>
       </w:pPr>
-      <w:bookmarkStart w:id="20" w:name="X2e233422d2246576d29cde2d664971d68fe95d5"/>
-      <w:r>
-        <w:t xml:space="preserve">Handout 06.16: Cook Day Duty List and Pre-Flight Check</w:t>
+      <w:bookmarkStart w:id="20" w:name="X548a441b815a088eed9b4d88296ceeaf59e3353"/>
+      <w:r>
+        <w:t xml:space="preserve">Handout 6.16: Cook Day Duty List and Pre-Flight Check</w:t>
       </w:r>
       <w:bookmarkEnd w:id="20"/>
     </w:p>

--- a/downloads/handouts/Unit 06/Handout 06.16 - Cook Day Duty List and Pre-Flight Check.docx
+++ b/downloads/handouts/Unit 06/Handout 06.16 - Cook Day Duty List and Pre-Flight Check.docx
@@ -40,7 +40,7 @@
         <w:pStyle w:val="FirstParagraph"/>
       </w:pPr>
       <w:r>
-        <w:t xml:space="preserve">Twelve items. Items 1 to 8 are the teacher’s, done before the bell. Items 9 to 12 are called out loud in the first four minutes.</w:t>
+        <w:t xml:space="preserve">Twelve items. Items 1 to 8 are the teacher’s, done before the bell. Items 9 to 12 are called out loud in the first four minutes of class.</w:t>
       </w:r>
     </w:p>
     <w:tbl>
@@ -675,7 +675,7 @@
         <w:pStyle w:val="FirstParagraph"/>
       </w:pPr>
       <w:r>
-        <w:t xml:space="preserve">Write your name, your role, and where you stand. Fill the four blocks from your station’s flowchart.</w:t>
+        <w:t xml:space="preserve">Write your name, your role, and where you stand. Check the four blocks against your station’s flowchart.</w:t>
       </w:r>
     </w:p>
     <w:p>
@@ -2217,7 +2217,7 @@
         <w:pStyle w:val="FirstParagraph"/>
       </w:pPr>
       <w:r>
-        <w:t xml:space="preserve">The water is not boiling at minute 10. The oven is not at temperature when the tray is ready. Everything after it slides and the class does not eat before the bell.</w:t>
+        <w:t xml:space="preserve">The water is not boiling at minute 10. The oven is not hot enough when the tray is ready. Everything after that step runs late, and the class does not eat before the bell.</w:t>
       </w:r>
     </w:p>
     <w:p>
@@ -2409,7 +2409,7 @@
         <w:pStyle w:val="FirstParagraph"/>
       </w:pPr>
       <w:r>
-        <w:t xml:space="preserve">Four dishes arrive at minute 27, one Plate Builder is trying to plate 30 covers, and the bell wins.</w:t>
+        <w:t xml:space="preserve">Four dishes arrive at minute 27. One Plate Builder is trying to plate 30 covers (a cover is one person’s place at the table). The bell wins.</w:t>
       </w:r>
     </w:p>
     <w:p>
@@ -2598,7 +2598,7 @@
         <w:t xml:space="preserve">both wait</w:t>
       </w:r>
       <w:r>
-        <w:t xml:space="preserve">. That is why the master flowchart staggers the teacher-call minutes in red. Know your minute. Do not ask early and do not ask late.</w:t>
+        <w:t xml:space="preserve">. That is why the master flowchart spreads out the teacher-call minutes in red. Know your minute. Do not ask early and do not ask late.</w:t>
       </w:r>
     </w:p>
     <w:p>
